--- a/inbox/Application Aware Networking/Book_07_Federal_Application_Aware_Networking_Privileged_Access_Management.docx
+++ b/inbox/Application Aware Networking/Book_07_Federal_Application_Aware_Networking_Privileged_Access_Management.docx
@@ -2408,7 +2408,7 @@
               </w:rPr>
               <w:drawing>
                 <wp:inline distT="0" distB="0" distL="0" distR="0" wp14:anchorId="3EC5FC21" wp14:editId="4C66610C">
-                  <wp:extent cx="152400" cy="152400"/>
+                  <wp:extent cx="6858000" cy="6858000"/>
                   <wp:effectExtent l="0" t="0" r="0" b="0"/>
                   <wp:docPr id="10" name="Picture"/>
                   <wp:cNvGraphicFramePr/>
@@ -2430,7 +2430,7 @@
                         <pic:spPr bwMode="auto">
                           <a:xfrm>
                             <a:off x="0" y="0"/>
-                            <a:ext cx="152400" cy="152400"/>
+                            <a:ext cx="6858000" cy="6858000"/>
                           </a:xfrm>
                           <a:prstGeom prst="rect">
                             <a:avLst/>
@@ -2633,7 +2633,7 @@
               </w:rPr>
               <w:drawing>
                 <wp:inline distT="0" distB="0" distL="0" distR="0" wp14:anchorId="0EA5D8C9" wp14:editId="0B7A5F2E">
-                  <wp:extent cx="152400" cy="152400"/>
+                  <wp:extent cx="6858000" cy="6858000"/>
                   <wp:effectExtent l="0" t="0" r="0" b="0"/>
                   <wp:docPr id="13" name="Picture"/>
                   <wp:cNvGraphicFramePr/>
@@ -2655,7 +2655,7 @@
                         <pic:spPr bwMode="auto">
                           <a:xfrm>
                             <a:off x="0" y="0"/>
-                            <a:ext cx="152400" cy="152400"/>
+                            <a:ext cx="6858000" cy="6858000"/>
                           </a:xfrm>
                           <a:prstGeom prst="rect">
                             <a:avLst/>
@@ -2909,7 +2909,7 @@
               </w:rPr>
               <w:drawing>
                 <wp:inline distT="0" distB="0" distL="0" distR="0" wp14:anchorId="70A2181D" wp14:editId="1583F76A">
-                  <wp:extent cx="5334000" cy="2051538"/>
+                  <wp:extent cx="6858000" cy="2637692"/>
                   <wp:effectExtent l="0" t="0" r="0" b="0"/>
                   <wp:docPr id="19" name="Picture"/>
                   <wp:cNvGraphicFramePr/>
@@ -2931,7 +2931,7 @@
                         <pic:spPr bwMode="auto">
                           <a:xfrm>
                             <a:off x="0" y="0"/>
-                            <a:ext cx="5334000" cy="2051538"/>
+                            <a:ext cx="6858000" cy="2637692"/>
                           </a:xfrm>
                           <a:prstGeom prst="rect">
                             <a:avLst/>
@@ -3076,7 +3076,7 @@
               </w:rPr>
               <w:drawing>
                 <wp:inline distT="0" distB="0" distL="0" distR="0" wp14:anchorId="02B76020" wp14:editId="4FEF4B18">
-                  <wp:extent cx="152400" cy="152400"/>
+                  <wp:extent cx="6858000" cy="6858000"/>
                   <wp:effectExtent l="0" t="0" r="0" b="0"/>
                   <wp:docPr id="23" name="Picture"/>
                   <wp:cNvGraphicFramePr/>
@@ -3098,7 +3098,7 @@
                         <pic:spPr bwMode="auto">
                           <a:xfrm>
                             <a:off x="0" y="0"/>
-                            <a:ext cx="152400" cy="152400"/>
+                            <a:ext cx="6858000" cy="6858000"/>
                           </a:xfrm>
                           <a:prstGeom prst="rect">
                             <a:avLst/>
@@ -3298,7 +3298,7 @@
               </w:rPr>
               <w:drawing>
                 <wp:inline distT="0" distB="0" distL="0" distR="0" wp14:anchorId="2A20BCA7" wp14:editId="44F2107C">
-                  <wp:extent cx="5334000" cy="1641230"/>
+                  <wp:extent cx="6858000" cy="2110153"/>
                   <wp:effectExtent l="0" t="0" r="0" b="0"/>
                   <wp:docPr id="29" name="Picture"/>
                   <wp:cNvGraphicFramePr/>
@@ -3320,7 +3320,7 @@
                         <pic:spPr bwMode="auto">
                           <a:xfrm>
                             <a:off x="0" y="0"/>
-                            <a:ext cx="5334000" cy="1641230"/>
+                            <a:ext cx="6858000" cy="2110153"/>
                           </a:xfrm>
                           <a:prstGeom prst="rect">
                             <a:avLst/>
@@ -8336,7 +8336,7 @@
               </w:rPr>
               <w:drawing>
                 <wp:inline distT="0" distB="0" distL="0" distR="0" wp14:anchorId="156F3945" wp14:editId="66F4C5D6">
-                  <wp:extent cx="152400" cy="152400"/>
+                  <wp:extent cx="6858000" cy="6858000"/>
                   <wp:effectExtent l="0" t="0" r="0" b="0"/>
                   <wp:docPr id="35" name="Picture"/>
                   <wp:cNvGraphicFramePr/>
@@ -8358,7 +8358,7 @@
                         <pic:spPr bwMode="auto">
                           <a:xfrm>
                             <a:off x="0" y="0"/>
-                            <a:ext cx="152400" cy="152400"/>
+                            <a:ext cx="6858000" cy="6858000"/>
                           </a:xfrm>
                           <a:prstGeom prst="rect">
                             <a:avLst/>
@@ -8676,7 +8676,7 @@
               </w:rPr>
               <w:drawing>
                 <wp:inline distT="0" distB="0" distL="0" distR="0" wp14:anchorId="57567E4E" wp14:editId="2C384ED4">
-                  <wp:extent cx="5334000" cy="2051538"/>
+                  <wp:extent cx="6858000" cy="2637692"/>
                   <wp:effectExtent l="0" t="0" r="0" b="0"/>
                   <wp:docPr id="41" name="Picture"/>
                   <wp:cNvGraphicFramePr/>
@@ -8698,7 +8698,7 @@
                         <pic:spPr bwMode="auto">
                           <a:xfrm>
                             <a:off x="0" y="0"/>
-                            <a:ext cx="5334000" cy="2051538"/>
+                            <a:ext cx="6858000" cy="2637692"/>
                           </a:xfrm>
                           <a:prstGeom prst="rect">
                             <a:avLst/>
@@ -11321,7 +11321,7 @@
               </w:rPr>
               <w:drawing>
                 <wp:inline distT="0" distB="0" distL="0" distR="0" wp14:anchorId="0734E25A" wp14:editId="12DC472D">
-                  <wp:extent cx="152400" cy="152400"/>
+                  <wp:extent cx="6858000" cy="6858000"/>
                   <wp:effectExtent l="0" t="0" r="0" b="0"/>
                   <wp:docPr id="46" name="Picture"/>
                   <wp:cNvGraphicFramePr/>
@@ -11343,7 +11343,7 @@
                         <pic:spPr bwMode="auto">
                           <a:xfrm>
                             <a:off x="0" y="0"/>
-                            <a:ext cx="152400" cy="152400"/>
+                            <a:ext cx="6858000" cy="6858000"/>
                           </a:xfrm>
                           <a:prstGeom prst="rect">
                             <a:avLst/>
@@ -14605,7 +14605,7 @@
               </w:rPr>
               <w:drawing>
                 <wp:inline distT="0" distB="0" distL="0" distR="0" wp14:anchorId="27A350D5" wp14:editId="3F60B9CB">
-                  <wp:extent cx="152400" cy="152400"/>
+                  <wp:extent cx="6858000" cy="6858000"/>
                   <wp:effectExtent l="0" t="0" r="0" b="0"/>
                   <wp:docPr id="54" name="Picture"/>
                   <wp:cNvGraphicFramePr/>
@@ -14627,7 +14627,7 @@
                         <pic:spPr bwMode="auto">
                           <a:xfrm>
                             <a:off x="0" y="0"/>
-                            <a:ext cx="152400" cy="152400"/>
+                            <a:ext cx="6858000" cy="6858000"/>
                           </a:xfrm>
                           <a:prstGeom prst="rect">
                             <a:avLst/>
@@ -21533,7 +21533,7 @@
               </w:rPr>
               <w:drawing>
                 <wp:inline distT="0" distB="0" distL="0" distR="0" wp14:anchorId="7CC48658" wp14:editId="1A62E9DD">
-                  <wp:extent cx="5334000" cy="2773680"/>
+                  <wp:extent cx="6858000" cy="3566160"/>
                   <wp:effectExtent l="0" t="0" r="0" b="0"/>
                   <wp:docPr id="68" name="Picture"/>
                   <wp:cNvGraphicFramePr/>
@@ -21555,7 +21555,7 @@
                         <pic:spPr bwMode="auto">
                           <a:xfrm>
                             <a:off x="0" y="0"/>
-                            <a:ext cx="5334000" cy="2773680"/>
+                            <a:ext cx="6858000" cy="3566160"/>
                           </a:xfrm>
                           <a:prstGeom prst="rect">
                             <a:avLst/>
@@ -23110,7 +23110,7 @@
               </w:rPr>
               <w:drawing>
                 <wp:inline distT="0" distB="0" distL="0" distR="0" wp14:anchorId="5FB27B8E" wp14:editId="5D3AE03C">
-                  <wp:extent cx="152400" cy="152400"/>
+                  <wp:extent cx="6858000" cy="6858000"/>
                   <wp:effectExtent l="0" t="0" r="0" b="0"/>
                   <wp:docPr id="71" name="Picture"/>
                   <wp:cNvGraphicFramePr/>
@@ -23132,7 +23132,7 @@
                         <pic:spPr bwMode="auto">
                           <a:xfrm>
                             <a:off x="0" y="0"/>
-                            <a:ext cx="152400" cy="152400"/>
+                            <a:ext cx="6858000" cy="6858000"/>
                           </a:xfrm>
                           <a:prstGeom prst="rect">
                             <a:avLst/>
@@ -23279,7 +23279,7 @@
         <w:numRestart w:val="eachSect"/>
       </w:footnotePr>
       <w:pgSz w:w="12240" w:h="15840"/>
-      <w:pgMar w:top="1440" w:right="1440" w:bottom="1440" w:left="1440" w:header="720" w:footer="720" w:gutter="0"/>
+      <w:pgMar w:top="720" w:right="720" w:bottom="720" w:left="720" w:header="720" w:footer="720" w:gutter="0"/>
       <w:cols w:space="720"/>
     </w:sectPr>
   </w:body>

--- a/inbox/Application Aware Networking/Book_07_Federal_Application_Aware_Networking_Privileged_Access_Management.docx
+++ b/inbox/Application Aware Networking/Book_07_Federal_Application_Aware_Networking_Privileged_Access_Management.docx
@@ -2408,7 +2408,7 @@
               </w:rPr>
               <w:drawing>
                 <wp:inline distT="0" distB="0" distL="0" distR="0" wp14:anchorId="3EC5FC21" wp14:editId="4C66610C">
-                  <wp:extent cx="6858000" cy="6858000"/>
+                  <wp:extent cx="304800" cy="304800"/>
                   <wp:effectExtent l="0" t="0" r="0" b="0"/>
                   <wp:docPr id="10" name="Picture"/>
                   <wp:cNvGraphicFramePr/>
@@ -2430,7 +2430,7 @@
                         <pic:spPr bwMode="auto">
                           <a:xfrm>
                             <a:off x="0" y="0"/>
-                            <a:ext cx="6858000" cy="6858000"/>
+                            <a:ext cx="304800" cy="304800"/>
                           </a:xfrm>
                           <a:prstGeom prst="rect">
                             <a:avLst/>
@@ -2633,7 +2633,7 @@
               </w:rPr>
               <w:drawing>
                 <wp:inline distT="0" distB="0" distL="0" distR="0" wp14:anchorId="0EA5D8C9" wp14:editId="0B7A5F2E">
-                  <wp:extent cx="6858000" cy="6858000"/>
+                  <wp:extent cx="304800" cy="304800"/>
                   <wp:effectExtent l="0" t="0" r="0" b="0"/>
                   <wp:docPr id="13" name="Picture"/>
                   <wp:cNvGraphicFramePr/>
@@ -2655,7 +2655,7 @@
                         <pic:spPr bwMode="auto">
                           <a:xfrm>
                             <a:off x="0" y="0"/>
-                            <a:ext cx="6858000" cy="6858000"/>
+                            <a:ext cx="304800" cy="304800"/>
                           </a:xfrm>
                           <a:prstGeom prst="rect">
                             <a:avLst/>
@@ -2909,7 +2909,7 @@
               </w:rPr>
               <w:drawing>
                 <wp:inline distT="0" distB="0" distL="0" distR="0" wp14:anchorId="70A2181D" wp14:editId="1583F76A">
-                  <wp:extent cx="6858000" cy="2637692"/>
+                  <wp:extent cx="7772400" cy="2989384"/>
                   <wp:effectExtent l="0" t="0" r="0" b="0"/>
                   <wp:docPr id="19" name="Picture"/>
                   <wp:cNvGraphicFramePr/>
@@ -2931,7 +2931,7 @@
                         <pic:spPr bwMode="auto">
                           <a:xfrm>
                             <a:off x="0" y="0"/>
-                            <a:ext cx="6858000" cy="2637692"/>
+                            <a:ext cx="7772400" cy="2989384"/>
                           </a:xfrm>
                           <a:prstGeom prst="rect">
                             <a:avLst/>
@@ -3076,7 +3076,7 @@
               </w:rPr>
               <w:drawing>
                 <wp:inline distT="0" distB="0" distL="0" distR="0" wp14:anchorId="02B76020" wp14:editId="4FEF4B18">
-                  <wp:extent cx="6858000" cy="6858000"/>
+                  <wp:extent cx="304800" cy="304800"/>
                   <wp:effectExtent l="0" t="0" r="0" b="0"/>
                   <wp:docPr id="23" name="Picture"/>
                   <wp:cNvGraphicFramePr/>
@@ -3098,7 +3098,7 @@
                         <pic:spPr bwMode="auto">
                           <a:xfrm>
                             <a:off x="0" y="0"/>
-                            <a:ext cx="6858000" cy="6858000"/>
+                            <a:ext cx="304800" cy="304800"/>
                           </a:xfrm>
                           <a:prstGeom prst="rect">
                             <a:avLst/>
@@ -3298,7 +3298,7 @@
               </w:rPr>
               <w:drawing>
                 <wp:inline distT="0" distB="0" distL="0" distR="0" wp14:anchorId="2A20BCA7" wp14:editId="44F2107C">
-                  <wp:extent cx="6858000" cy="2110153"/>
+                  <wp:extent cx="7772400" cy="2391507"/>
                   <wp:effectExtent l="0" t="0" r="0" b="0"/>
                   <wp:docPr id="29" name="Picture"/>
                   <wp:cNvGraphicFramePr/>
@@ -3320,7 +3320,7 @@
                         <pic:spPr bwMode="auto">
                           <a:xfrm>
                             <a:off x="0" y="0"/>
-                            <a:ext cx="6858000" cy="2110153"/>
+                            <a:ext cx="7772400" cy="2391507"/>
                           </a:xfrm>
                           <a:prstGeom prst="rect">
                             <a:avLst/>
@@ -8336,7 +8336,7 @@
               </w:rPr>
               <w:drawing>
                 <wp:inline distT="0" distB="0" distL="0" distR="0" wp14:anchorId="156F3945" wp14:editId="66F4C5D6">
-                  <wp:extent cx="6858000" cy="6858000"/>
+                  <wp:extent cx="304800" cy="304800"/>
                   <wp:effectExtent l="0" t="0" r="0" b="0"/>
                   <wp:docPr id="35" name="Picture"/>
                   <wp:cNvGraphicFramePr/>
@@ -8358,7 +8358,7 @@
                         <pic:spPr bwMode="auto">
                           <a:xfrm>
                             <a:off x="0" y="0"/>
-                            <a:ext cx="6858000" cy="6858000"/>
+                            <a:ext cx="304800" cy="304800"/>
                           </a:xfrm>
                           <a:prstGeom prst="rect">
                             <a:avLst/>
@@ -8676,7 +8676,7 @@
               </w:rPr>
               <w:drawing>
                 <wp:inline distT="0" distB="0" distL="0" distR="0" wp14:anchorId="57567E4E" wp14:editId="2C384ED4">
-                  <wp:extent cx="6858000" cy="2637692"/>
+                  <wp:extent cx="7772400" cy="2989384"/>
                   <wp:effectExtent l="0" t="0" r="0" b="0"/>
                   <wp:docPr id="41" name="Picture"/>
                   <wp:cNvGraphicFramePr/>
@@ -8698,7 +8698,7 @@
                         <pic:spPr bwMode="auto">
                           <a:xfrm>
                             <a:off x="0" y="0"/>
-                            <a:ext cx="6858000" cy="2637692"/>
+                            <a:ext cx="7772400" cy="2989384"/>
                           </a:xfrm>
                           <a:prstGeom prst="rect">
                             <a:avLst/>
@@ -11321,7 +11321,7 @@
               </w:rPr>
               <w:drawing>
                 <wp:inline distT="0" distB="0" distL="0" distR="0" wp14:anchorId="0734E25A" wp14:editId="12DC472D">
-                  <wp:extent cx="6858000" cy="6858000"/>
+                  <wp:extent cx="304800" cy="304800"/>
                   <wp:effectExtent l="0" t="0" r="0" b="0"/>
                   <wp:docPr id="46" name="Picture"/>
                   <wp:cNvGraphicFramePr/>
@@ -11343,7 +11343,7 @@
                         <pic:spPr bwMode="auto">
                           <a:xfrm>
                             <a:off x="0" y="0"/>
-                            <a:ext cx="6858000" cy="6858000"/>
+                            <a:ext cx="304800" cy="304800"/>
                           </a:xfrm>
                           <a:prstGeom prst="rect">
                             <a:avLst/>
@@ -14605,7 +14605,7 @@
               </w:rPr>
               <w:drawing>
                 <wp:inline distT="0" distB="0" distL="0" distR="0" wp14:anchorId="27A350D5" wp14:editId="3F60B9CB">
-                  <wp:extent cx="6858000" cy="6858000"/>
+                  <wp:extent cx="304800" cy="304800"/>
                   <wp:effectExtent l="0" t="0" r="0" b="0"/>
                   <wp:docPr id="54" name="Picture"/>
                   <wp:cNvGraphicFramePr/>
@@ -14627,7 +14627,7 @@
                         <pic:spPr bwMode="auto">
                           <a:xfrm>
                             <a:off x="0" y="0"/>
-                            <a:ext cx="6858000" cy="6858000"/>
+                            <a:ext cx="304800" cy="304800"/>
                           </a:xfrm>
                           <a:prstGeom prst="rect">
                             <a:avLst/>
@@ -21533,7 +21533,7 @@
               </w:rPr>
               <w:drawing>
                 <wp:inline distT="0" distB="0" distL="0" distR="0" wp14:anchorId="7CC48658" wp14:editId="1A62E9DD">
-                  <wp:extent cx="6858000" cy="3566160"/>
+                  <wp:extent cx="7772400" cy="4041648"/>
                   <wp:effectExtent l="0" t="0" r="0" b="0"/>
                   <wp:docPr id="68" name="Picture"/>
                   <wp:cNvGraphicFramePr/>
@@ -21555,7 +21555,7 @@
                         <pic:spPr bwMode="auto">
                           <a:xfrm>
                             <a:off x="0" y="0"/>
-                            <a:ext cx="6858000" cy="3566160"/>
+                            <a:ext cx="7772400" cy="4041648"/>
                           </a:xfrm>
                           <a:prstGeom prst="rect">
                             <a:avLst/>
@@ -23110,7 +23110,7 @@
               </w:rPr>
               <w:drawing>
                 <wp:inline distT="0" distB="0" distL="0" distR="0" wp14:anchorId="5FB27B8E" wp14:editId="5D3AE03C">
-                  <wp:extent cx="6858000" cy="6858000"/>
+                  <wp:extent cx="304800" cy="304800"/>
                   <wp:effectExtent l="0" t="0" r="0" b="0"/>
                   <wp:docPr id="71" name="Picture"/>
                   <wp:cNvGraphicFramePr/>
@@ -23132,7 +23132,7 @@
                         <pic:spPr bwMode="auto">
                           <a:xfrm>
                             <a:off x="0" y="0"/>
-                            <a:ext cx="6858000" cy="6858000"/>
+                            <a:ext cx="304800" cy="304800"/>
                           </a:xfrm>
                           <a:prstGeom prst="rect">
                             <a:avLst/>

--- a/inbox/Application Aware Networking/Book_07_Federal_Application_Aware_Networking_Privileged_Access_Management.docx
+++ b/inbox/Application Aware Networking/Book_07_Federal_Application_Aware_Networking_Privileged_Access_Management.docx
@@ -2408,7 +2408,7 @@
               </w:rPr>
               <w:drawing>
                 <wp:inline distT="0" distB="0" distL="0" distR="0" wp14:anchorId="3EC5FC21" wp14:editId="4C66610C">
-                  <wp:extent cx="152400" cy="152400"/>
+                  <wp:extent cx="304800" cy="304800"/>
                   <wp:effectExtent l="0" t="0" r="0" b="0"/>
                   <wp:docPr id="10" name="Picture"/>
                   <wp:cNvGraphicFramePr/>
@@ -2430,7 +2430,7 @@
                         <pic:spPr bwMode="auto">
                           <a:xfrm>
                             <a:off x="0" y="0"/>
-                            <a:ext cx="152400" cy="152400"/>
+                            <a:ext cx="304800" cy="304800"/>
                           </a:xfrm>
                           <a:prstGeom prst="rect">
                             <a:avLst/>
@@ -2633,7 +2633,7 @@
               </w:rPr>
               <w:drawing>
                 <wp:inline distT="0" distB="0" distL="0" distR="0" wp14:anchorId="0EA5D8C9" wp14:editId="0B7A5F2E">
-                  <wp:extent cx="152400" cy="152400"/>
+                  <wp:extent cx="304800" cy="304800"/>
                   <wp:effectExtent l="0" t="0" r="0" b="0"/>
                   <wp:docPr id="13" name="Picture"/>
                   <wp:cNvGraphicFramePr/>
@@ -2655,7 +2655,7 @@
                         <pic:spPr bwMode="auto">
                           <a:xfrm>
                             <a:off x="0" y="0"/>
-                            <a:ext cx="152400" cy="152400"/>
+                            <a:ext cx="304800" cy="304800"/>
                           </a:xfrm>
                           <a:prstGeom prst="rect">
                             <a:avLst/>
@@ -2909,7 +2909,7 @@
               </w:rPr>
               <w:drawing>
                 <wp:inline distT="0" distB="0" distL="0" distR="0" wp14:anchorId="70A2181D" wp14:editId="1583F76A">
-                  <wp:extent cx="5334000" cy="2051538"/>
+                  <wp:extent cx="7772400" cy="2989384"/>
                   <wp:effectExtent l="0" t="0" r="0" b="0"/>
                   <wp:docPr id="19" name="Picture"/>
                   <wp:cNvGraphicFramePr/>
@@ -2931,7 +2931,7 @@
                         <pic:spPr bwMode="auto">
                           <a:xfrm>
                             <a:off x="0" y="0"/>
-                            <a:ext cx="5334000" cy="2051538"/>
+                            <a:ext cx="7772400" cy="2989384"/>
                           </a:xfrm>
                           <a:prstGeom prst="rect">
                             <a:avLst/>
@@ -3076,7 +3076,7 @@
               </w:rPr>
               <w:drawing>
                 <wp:inline distT="0" distB="0" distL="0" distR="0" wp14:anchorId="02B76020" wp14:editId="4FEF4B18">
-                  <wp:extent cx="152400" cy="152400"/>
+                  <wp:extent cx="304800" cy="304800"/>
                   <wp:effectExtent l="0" t="0" r="0" b="0"/>
                   <wp:docPr id="23" name="Picture"/>
                   <wp:cNvGraphicFramePr/>
@@ -3098,7 +3098,7 @@
                         <pic:spPr bwMode="auto">
                           <a:xfrm>
                             <a:off x="0" y="0"/>
-                            <a:ext cx="152400" cy="152400"/>
+                            <a:ext cx="304800" cy="304800"/>
                           </a:xfrm>
                           <a:prstGeom prst="rect">
                             <a:avLst/>
@@ -3298,7 +3298,7 @@
               </w:rPr>
               <w:drawing>
                 <wp:inline distT="0" distB="0" distL="0" distR="0" wp14:anchorId="2A20BCA7" wp14:editId="44F2107C">
-                  <wp:extent cx="5334000" cy="1641230"/>
+                  <wp:extent cx="7772400" cy="2391507"/>
                   <wp:effectExtent l="0" t="0" r="0" b="0"/>
                   <wp:docPr id="29" name="Picture"/>
                   <wp:cNvGraphicFramePr/>
@@ -3320,7 +3320,7 @@
                         <pic:spPr bwMode="auto">
                           <a:xfrm>
                             <a:off x="0" y="0"/>
-                            <a:ext cx="5334000" cy="1641230"/>
+                            <a:ext cx="7772400" cy="2391507"/>
                           </a:xfrm>
                           <a:prstGeom prst="rect">
                             <a:avLst/>
@@ -8336,7 +8336,7 @@
               </w:rPr>
               <w:drawing>
                 <wp:inline distT="0" distB="0" distL="0" distR="0" wp14:anchorId="156F3945" wp14:editId="66F4C5D6">
-                  <wp:extent cx="152400" cy="152400"/>
+                  <wp:extent cx="304800" cy="304800"/>
                   <wp:effectExtent l="0" t="0" r="0" b="0"/>
                   <wp:docPr id="35" name="Picture"/>
                   <wp:cNvGraphicFramePr/>
@@ -8358,7 +8358,7 @@
                         <pic:spPr bwMode="auto">
                           <a:xfrm>
                             <a:off x="0" y="0"/>
-                            <a:ext cx="152400" cy="152400"/>
+                            <a:ext cx="304800" cy="304800"/>
                           </a:xfrm>
                           <a:prstGeom prst="rect">
                             <a:avLst/>
@@ -8676,7 +8676,7 @@
               </w:rPr>
               <w:drawing>
                 <wp:inline distT="0" distB="0" distL="0" distR="0" wp14:anchorId="57567E4E" wp14:editId="2C384ED4">
-                  <wp:extent cx="5334000" cy="2051538"/>
+                  <wp:extent cx="7772400" cy="2989384"/>
                   <wp:effectExtent l="0" t="0" r="0" b="0"/>
                   <wp:docPr id="41" name="Picture"/>
                   <wp:cNvGraphicFramePr/>
@@ -8698,7 +8698,7 @@
                         <pic:spPr bwMode="auto">
                           <a:xfrm>
                             <a:off x="0" y="0"/>
-                            <a:ext cx="5334000" cy="2051538"/>
+                            <a:ext cx="7772400" cy="2989384"/>
                           </a:xfrm>
                           <a:prstGeom prst="rect">
                             <a:avLst/>
@@ -11321,7 +11321,7 @@
               </w:rPr>
               <w:drawing>
                 <wp:inline distT="0" distB="0" distL="0" distR="0" wp14:anchorId="0734E25A" wp14:editId="12DC472D">
-                  <wp:extent cx="152400" cy="152400"/>
+                  <wp:extent cx="304800" cy="304800"/>
                   <wp:effectExtent l="0" t="0" r="0" b="0"/>
                   <wp:docPr id="46" name="Picture"/>
                   <wp:cNvGraphicFramePr/>
@@ -11343,7 +11343,7 @@
                         <pic:spPr bwMode="auto">
                           <a:xfrm>
                             <a:off x="0" y="0"/>
-                            <a:ext cx="152400" cy="152400"/>
+                            <a:ext cx="304800" cy="304800"/>
                           </a:xfrm>
                           <a:prstGeom prst="rect">
                             <a:avLst/>
@@ -14605,7 +14605,7 @@
               </w:rPr>
               <w:drawing>
                 <wp:inline distT="0" distB="0" distL="0" distR="0" wp14:anchorId="27A350D5" wp14:editId="3F60B9CB">
-                  <wp:extent cx="152400" cy="152400"/>
+                  <wp:extent cx="304800" cy="304800"/>
                   <wp:effectExtent l="0" t="0" r="0" b="0"/>
                   <wp:docPr id="54" name="Picture"/>
                   <wp:cNvGraphicFramePr/>
@@ -14627,7 +14627,7 @@
                         <pic:spPr bwMode="auto">
                           <a:xfrm>
                             <a:off x="0" y="0"/>
-                            <a:ext cx="152400" cy="152400"/>
+                            <a:ext cx="304800" cy="304800"/>
                           </a:xfrm>
                           <a:prstGeom prst="rect">
                             <a:avLst/>
@@ -21533,7 +21533,7 @@
               </w:rPr>
               <w:drawing>
                 <wp:inline distT="0" distB="0" distL="0" distR="0" wp14:anchorId="7CC48658" wp14:editId="1A62E9DD">
-                  <wp:extent cx="5334000" cy="2773680"/>
+                  <wp:extent cx="7772400" cy="4041648"/>
                   <wp:effectExtent l="0" t="0" r="0" b="0"/>
                   <wp:docPr id="68" name="Picture"/>
                   <wp:cNvGraphicFramePr/>
@@ -21555,7 +21555,7 @@
                         <pic:spPr bwMode="auto">
                           <a:xfrm>
                             <a:off x="0" y="0"/>
-                            <a:ext cx="5334000" cy="2773680"/>
+                            <a:ext cx="7772400" cy="4041648"/>
                           </a:xfrm>
                           <a:prstGeom prst="rect">
                             <a:avLst/>
@@ -23110,7 +23110,7 @@
               </w:rPr>
               <w:drawing>
                 <wp:inline distT="0" distB="0" distL="0" distR="0" wp14:anchorId="5FB27B8E" wp14:editId="5D3AE03C">
-                  <wp:extent cx="152400" cy="152400"/>
+                  <wp:extent cx="304800" cy="304800"/>
                   <wp:effectExtent l="0" t="0" r="0" b="0"/>
                   <wp:docPr id="71" name="Picture"/>
                   <wp:cNvGraphicFramePr/>
@@ -23132,7 +23132,7 @@
                         <pic:spPr bwMode="auto">
                           <a:xfrm>
                             <a:off x="0" y="0"/>
-                            <a:ext cx="152400" cy="152400"/>
+                            <a:ext cx="304800" cy="304800"/>
                           </a:xfrm>
                           <a:prstGeom prst="rect">
                             <a:avLst/>
@@ -23279,7 +23279,7 @@
         <w:numRestart w:val="eachSect"/>
       </w:footnotePr>
       <w:pgSz w:w="12240" w:h="15840"/>
-      <w:pgMar w:top="1440" w:right="1440" w:bottom="1440" w:left="1440" w:header="720" w:footer="720" w:gutter="0"/>
+      <w:pgMar w:top="720" w:right="720" w:bottom="720" w:left="720" w:header="720" w:footer="720" w:gutter="0"/>
       <w:cols w:space="720"/>
     </w:sectPr>
   </w:body>
